--- a/templates/bbnt-do-template-dau.docx
+++ b/templates/bbnt-do-template-dau.docx
@@ -354,33 +354,15 @@
           <w:szCs w:val="28"/>
         </w:rPr>
         <w:tab/>
-        <w:t>PCT/LCT số: {{pctNumber</w:t>
-      </w:r>
-      <w:proofErr w:type="gramStart"/>
-      <w:r>
-        <w:rPr>
-          <w:rFonts w:ascii="Times New Roman" w:hAnsi="Times New Roman" w:cs="Times New Roman"/>
-          <w:sz w:val="28"/>
-          <w:szCs w:val="28"/>
-        </w:rPr>
-        <w:t>}}</w:t>
-      </w:r>
-      <w:r>
-        <w:rPr>
-          <w:rFonts w:ascii="Times New Roman" w:hAnsi="Times New Roman" w:cs="Times New Roman"/>
-          <w:sz w:val="28"/>
-          <w:szCs w:val="28"/>
-        </w:rPr>
-        <w:t>{</w:t>
-      </w:r>
-      <w:proofErr w:type="gramEnd"/>
-      <w:r>
-        <w:rPr>
-          <w:rFonts w:ascii="Times New Roman" w:hAnsi="Times New Roman" w:cs="Times New Roman"/>
-          <w:sz w:val="28"/>
-          <w:szCs w:val="28"/>
-        </w:rPr>
-        <w:t>{pctContent}}</w:t>
+        <w:t>PCT/LCT số: {{pctNumber}}</w:t>
+      </w:r>
+      <w:r>
+        <w:rPr>
+          <w:rFonts w:ascii="Times New Roman" w:hAnsi="Times New Roman" w:cs="Times New Roman"/>
+          <w:sz w:val="28"/>
+          <w:szCs w:val="28"/>
+        </w:rPr>
+        <w:t>{{pctContent}}</w:t>
       </w:r>
     </w:p>
     <w:p>
@@ -443,7 +425,6 @@
         </w:rPr>
         <w:t xml:space="preserve">Đại diện phòng Kỹ thuật và </w:t>
       </w:r>
-      <w:proofErr w:type="gramStart"/>
       <w:r>
         <w:rPr>
           <w:rFonts w:ascii="Times New Roman" w:hAnsi="Times New Roman" w:cs="Times New Roman"/>
@@ -462,18 +443,7 @@
           <w:sz w:val="28"/>
           <w:szCs w:val="28"/>
         </w:rPr>
-        <w:t>n</w:t>
-      </w:r>
-      <w:proofErr w:type="gramEnd"/>
-      <w:r>
-        <w:rPr>
-          <w:rFonts w:ascii="Times New Roman" w:hAnsi="Times New Roman" w:cs="Times New Roman"/>
-          <w:b/>
-          <w:iCs/>
-          <w:sz w:val="28"/>
-          <w:szCs w:val="28"/>
-        </w:rPr>
-        <w:t xml:space="preserve"> toàn</w:t>
+        <w:t>n toàn</w:t>
       </w:r>
     </w:p>
     <w:p>
@@ -1084,7 +1054,6 @@
         </w:rPr>
         <w:t xml:space="preserve">Công văn số </w:t>
       </w:r>
-      <w:proofErr w:type="gramStart"/>
       <w:r>
         <w:rPr>
           <w:rFonts w:ascii="Times New Roman" w:hAnsi="Times New Roman" w:cs="Times New Roman"/>
@@ -1093,7 +1062,6 @@
         </w:rPr>
         <w:t>…..</w:t>
       </w:r>
-      <w:proofErr w:type="gramEnd"/>
       <w:r>
         <w:rPr>
           <w:rFonts w:ascii="Times New Roman" w:hAnsi="Times New Roman" w:cs="Times New Roman"/>
@@ -1116,25 +1084,7 @@
           <w:sz w:val="28"/>
           <w:szCs w:val="28"/>
         </w:rPr>
-        <w:t xml:space="preserve">của Phòng Kỹ thuật và </w:t>
-      </w:r>
-      <w:proofErr w:type="gramStart"/>
-      <w:r>
-        <w:rPr>
-          <w:rFonts w:ascii="Times New Roman" w:hAnsi="Times New Roman" w:cs="Times New Roman"/>
-          <w:sz w:val="28"/>
-          <w:szCs w:val="28"/>
-        </w:rPr>
-        <w:t>An</w:t>
-      </w:r>
-      <w:proofErr w:type="gramEnd"/>
-      <w:r>
-        <w:rPr>
-          <w:rFonts w:ascii="Times New Roman" w:hAnsi="Times New Roman" w:cs="Times New Roman"/>
-          <w:sz w:val="28"/>
-          <w:szCs w:val="28"/>
-        </w:rPr>
-        <w:t xml:space="preserve"> toàn về việc …(không);</w:t>
+        <w:t>của Phòng Kỹ thuật và An toàn về việc …(không);</w:t>
       </w:r>
     </w:p>
     <w:p>
@@ -1188,15 +1138,7 @@
           <w:sz w:val="28"/>
           <w:szCs w:val="28"/>
         </w:rPr>
-        <w:t>{{proposalDate}}</w:t>
-      </w:r>
-      <w:r>
-        <w:rPr>
-          <w:rFonts w:ascii="Times New Roman" w:hAnsi="Times New Roman" w:cs="Times New Roman"/>
-          <w:sz w:val="28"/>
-          <w:szCs w:val="28"/>
-        </w:rPr>
-        <w:t>.</w:t>
+        <w:t>{{proposalDate}}.</w:t>
       </w:r>
       <w:r>
         <w:rPr>
@@ -1238,25 +1180,7 @@
           <w:sz w:val="28"/>
           <w:szCs w:val="28"/>
         </w:rPr>
-        <w:t>…</w:t>
-      </w:r>
-      <w:proofErr w:type="gramStart"/>
-      <w:r>
-        <w:rPr>
-          <w:rFonts w:ascii="Times New Roman" w:hAnsi="Times New Roman" w:cs="Times New Roman"/>
-          <w:sz w:val="28"/>
-          <w:szCs w:val="28"/>
-        </w:rPr>
-        <w:t>…..</w:t>
-      </w:r>
-      <w:proofErr w:type="gramEnd"/>
-      <w:r>
-        <w:rPr>
-          <w:rFonts w:ascii="Times New Roman" w:hAnsi="Times New Roman" w:cs="Times New Roman"/>
-          <w:sz w:val="28"/>
-          <w:szCs w:val="28"/>
-        </w:rPr>
-        <w:t>;</w:t>
+        <w:t>……..;</w:t>
       </w:r>
     </w:p>
     <w:p>
@@ -2086,33 +2010,15 @@
                 <w:sz w:val="28"/>
                 <w:szCs w:val="28"/>
               </w:rPr>
-              <w:t xml:space="preserve">Ngày thay/ bổ sung gần </w:t>
-            </w:r>
-            <w:proofErr w:type="gramStart"/>
-            <w:r>
-              <w:rPr>
-                <w:rFonts w:ascii="Times New Roman" w:hAnsi="Times New Roman" w:cs="Times New Roman"/>
-                <w:sz w:val="28"/>
-                <w:szCs w:val="28"/>
-              </w:rPr>
-              <w:t>nhất:</w:t>
-            </w:r>
-            <w:r>
-              <w:rPr>
-                <w:rFonts w:ascii="Times New Roman" w:hAnsi="Times New Roman" w:cs="Times New Roman"/>
-                <w:sz w:val="28"/>
-                <w:szCs w:val="28"/>
-              </w:rPr>
-              <w:t>…</w:t>
-            </w:r>
-            <w:proofErr w:type="gramEnd"/>
-            <w:r>
-              <w:rPr>
-                <w:rFonts w:ascii="Times New Roman" w:hAnsi="Times New Roman" w:cs="Times New Roman"/>
-                <w:sz w:val="28"/>
-                <w:szCs w:val="28"/>
-              </w:rPr>
-              <w:t>….</w:t>
+              <w:t>Ngày thay/ bổ sung gần nhất:</w:t>
+            </w:r>
+            <w:r>
+              <w:rPr>
+                <w:rFonts w:ascii="Times New Roman" w:hAnsi="Times New Roman" w:cs="Times New Roman"/>
+                <w:sz w:val="28"/>
+                <w:szCs w:val="28"/>
+              </w:rPr>
+              <w:t>…….</w:t>
             </w:r>
           </w:p>
         </w:tc>
@@ -2657,7 +2563,23 @@
                 <w:sz w:val="28"/>
                 <w:szCs w:val="28"/>
               </w:rPr>
-              <w:t>Hình 3: Thống số vật tư, thiết bị</w:t>
+              <w:t>Hình 3: Th</w:t>
+            </w:r>
+            <w:r>
+              <w:rPr>
+                <w:rFonts w:ascii="Times New Roman" w:hAnsi="Times New Roman" w:cs="Times New Roman"/>
+                <w:sz w:val="28"/>
+                <w:szCs w:val="28"/>
+              </w:rPr>
+              <w:t>ô</w:t>
+            </w:r>
+            <w:r>
+              <w:rPr>
+                <w:rFonts w:ascii="Times New Roman" w:hAnsi="Times New Roman" w:cs="Times New Roman"/>
+                <w:sz w:val="28"/>
+                <w:szCs w:val="28"/>
+              </w:rPr>
+              <w:t>ng số vật tư, thiết bị</w:t>
             </w:r>
           </w:p>
         </w:tc>
@@ -4344,25 +4266,7 @@
                 <w:sz w:val="22"/>
                 <w:szCs w:val="22"/>
               </w:rPr>
-              <w:t>{{#items</w:t>
-            </w:r>
-            <w:proofErr w:type="gramStart"/>
-            <w:r>
-              <w:rPr>
-                <w:rFonts w:ascii="Times New Roman" w:hAnsi="Times New Roman" w:cs="Times New Roman"/>
-                <w:sz w:val="22"/>
-                <w:szCs w:val="22"/>
-              </w:rPr>
-              <w:t>}}{</w:t>
-            </w:r>
-            <w:proofErr w:type="gramEnd"/>
-            <w:r>
-              <w:rPr>
-                <w:rFonts w:ascii="Times New Roman" w:hAnsi="Times New Roman" w:cs="Times New Roman"/>
-                <w:sz w:val="22"/>
-                <w:szCs w:val="22"/>
-              </w:rPr>
-              <w:t>{stt}}</w:t>
+              <w:t>{{#items}}{{stt}}</w:t>
             </w:r>
           </w:p>
         </w:tc>
